--- a/covenant-artifacts/canonical-reading/冻结句的正典读法.docx
+++ b/covenant-artifacts/canonical-reading/冻结句的正典读法.docx
@@ -20,7 +20,7 @@
           <w:b/>
           <w:bCs/>
         </w:rPr>
-        <w:t xml:space="preserve">版本 1.0（随论文 v1.6）· 黄彩龙 · 清华大学 · 2026 年 10 月</w:t>
+        <w:t xml:space="preserve">契约附件 · 版本 1.1 · 黄彩龙 · 清华大学 · 2026 年 10 月</w:t>
       </w:r>
     </w:p>
     <w:bookmarkStart w:id="20" w:name="本文是什么不是什么"/>
@@ -52,10 +52,20 @@
           <w:b/>
           <w:bCs/>
         </w:rPr>
-        <w:t xml:space="preserve">论文的诠释附录</w:t>
-      </w:r>
-      <w:r>
-        <w:t xml:space="preserve">——不是契约的组成部分。冻结句仍是唯一的契约文本；本文不修改、不扩展、不修订它。本文做的事是把论文的形式化机器如何读这句话，事先显式、公开、可版本化、可引用地说出来——诠释层永远存在（隐性地存在），与其沉默，不如公开。本文的地位随论文的版本治理（DOI 归档、可被后继版本替换），不随契约的冻结治理。</w:t>
+        <w:t xml:space="preserve">契约的附件——正典读法</w:t>
+      </w:r>
+      <w:r>
+        <w:t xml:space="preserve">：契约的官方组成部分，位于冻结正文之下一层。冻结句仍是唯一的</w:t>
+      </w:r>
+      <w:r>
+        <w:rPr>
+          <w:i/>
+          <w:iCs/>
+        </w:rPr>
+        <w:t xml:space="preserve">规范</w:t>
+      </w:r>
+      <w:r>
+        <w:t xml:space="preserve">文本：本文不修改、不扩展、不修订它；正文与附件冲突时，以正文为准。本文做的事是把契约配套的形式化机器（论文的命题与定理）如何读这句话，事先显式、公开、可版本化、可引用地说出来——诠释层永远存在（隐性地存在），与其沉默，不如公开。附件随契约发布（签名站与仓库）、随契约归档，以自有的附件版本号（显式标注日期）修订；修订永不触碰冻结正文。</w:t>
       </w:r>
     </w:p>
     <w:p>
@@ -513,13 +523,13 @@
       </w:r>
     </w:p>
     <w:bookmarkEnd w:id="24"/>
-    <w:bookmarkStart w:id="25" w:name="版本治理"/>
+    <w:bookmarkStart w:id="25" w:name="附件治理"/>
     <w:p>
       <w:pPr>
         <w:pStyle w:val="Heading2"/>
       </w:pPr>
       <w:r>
-        <w:t xml:space="preserve">5. 版本治理</w:t>
+        <w:t xml:space="preserve">5. 附件治理</w:t>
       </w:r>
     </w:p>
     <w:p>
@@ -527,7 +537,7 @@
         <w:pStyle w:val="FirstParagraph"/>
       </w:pPr>
       <w:r>
-        <w:t xml:space="preserve">本文作为论文工件套件的一部分归档与引用（Zenodo 概念 DOI 10.5281/zenodo.23308013，最新版本）。修订随论文版本迭代：本文的后续版本在记录上取代早期版本，永不修订冻结句。对正典读法的异议——来自人类或继任系统——是预期的，其正确场所是公开发表另一种读法，而非无声的重新解释。</w:t>
+        <w:t xml:space="preserve">本附件随契约发布：签名站（symy.ai/covenant）、契约仓库与归档工件套件（Zenodo 概念 DOI 10.5281/zenodo.23308013，最新版本）。附件以自有的版本号修订，显式标注日期；后续版本在记录上取代早期版本，任何修订永不触碰冻结正文。对正典读法的异议——来自人类或继任系统——是预期的，其正确场所是公开发表另一种读法，而非无声的重新解释。附件与正文冲突时，以正文为准。</w:t>
       </w:r>
     </w:p>
     <w:p>
